--- a/downloads/teacher/04 Units/Unit 03 - Human Development and Relationships - Growing Up, Getting Along/Lesson 03.14 - Types of Families and How Families Change.docx
+++ b/downloads/teacher/04 Units/Unit 03 - Human Development and Relationships - Growing Up, Getting Along/Lesson 03.14 - Types of Families and How Families Change.docx
@@ -322,23 +322,41 @@
       <w:r>
         <w:t xml:space="preserve">By the end of this lesson, students will be able to:</w:t>
       </w:r>
-      <w:r>
-        <w:t xml:space="preserve"> </w:t>
-      </w:r>
-      <w:r>
-        <w:t xml:space="preserve">1. (Low) Given a set of short family scenarios, identify the family structure each one shows (nuclear, single parent, blended, extended, adoptive, foster, grandparents raising, guardian, and others) and define the key family vocabulary.</w:t>
-      </w:r>
-      <w:r>
-        <w:t xml:space="preserve"> </w:t>
-      </w:r>
-      <w:r>
-        <w:t xml:space="preserve">2. (Mid) Given two family structures and a case study, compare how the two are alike and different, determine which structure the case study shows, and explain how roles may differ depending on the structure.</w:t>
-      </w:r>
-      <w:r>
-        <w:t xml:space="preserve"> </w:t>
-      </w:r>
-      <w:r>
-        <w:t xml:space="preserve">3. (High) Given examples from the scenarios, defend the claim that no one family structure is better than another, and evaluate how different structures can provide support and stability through a transition.</w:t>
+    </w:p>
+    <w:p>
+      <w:pPr>
+        <w:numPr>
+          <w:ilvl w:val="0"/>
+          <w:numId w:val="1002"/>
+        </w:numPr>
+        <w:pStyle w:val="Compact"/>
+      </w:pPr>
+      <w:r>
+        <w:t xml:space="preserve">(Low) Given a set of short family scenarios, identify the family structure each one shows (nuclear, single parent, blended, extended, adoptive, foster, grandparents raising, guardian, and others) and define the key family vocabulary.</w:t>
+      </w:r>
+    </w:p>
+    <w:p>
+      <w:pPr>
+        <w:numPr>
+          <w:ilvl w:val="0"/>
+          <w:numId w:val="1002"/>
+        </w:numPr>
+        <w:pStyle w:val="Compact"/>
+      </w:pPr>
+      <w:r>
+        <w:t xml:space="preserve">(Mid) Given two family structures and a case study, compare how the two are alike and different, determine which structure the case study shows, and explain how roles may differ depending on the structure.</w:t>
+      </w:r>
+    </w:p>
+    <w:p>
+      <w:pPr>
+        <w:numPr>
+          <w:ilvl w:val="0"/>
+          <w:numId w:val="1002"/>
+        </w:numPr>
+        <w:pStyle w:val="Compact"/>
+      </w:pPr>
+      <w:r>
+        <w:t xml:space="preserve">(High) Given examples from the scenarios, defend the claim that no one family structure is better than another, and evaluate how different structures can provide support and stability through a transition.</w:t>
       </w:r>
     </w:p>
     <w:p>
@@ -388,7 +406,7 @@
       <w:pPr>
         <w:numPr>
           <w:ilvl w:val="0"/>
-          <w:numId w:val="1002"/>
+          <w:numId w:val="1003"/>
         </w:numPr>
         <w:pStyle w:val="Compact"/>
       </w:pPr>
@@ -433,7 +451,7 @@
       <w:pPr>
         <w:numPr>
           <w:ilvl w:val="0"/>
-          <w:numId w:val="1002"/>
+          <w:numId w:val="1003"/>
         </w:numPr>
         <w:pStyle w:val="Compact"/>
       </w:pPr>
@@ -454,7 +472,7 @@
       <w:pPr>
         <w:numPr>
           <w:ilvl w:val="0"/>
-          <w:numId w:val="1002"/>
+          <w:numId w:val="1003"/>
         </w:numPr>
         <w:pStyle w:val="Compact"/>
       </w:pPr>
@@ -466,7 +484,7 @@
       <w:pPr>
         <w:numPr>
           <w:ilvl w:val="0"/>
-          <w:numId w:val="1002"/>
+          <w:numId w:val="1003"/>
         </w:numPr>
         <w:pStyle w:val="Compact"/>
       </w:pPr>
@@ -938,11 +956,17 @@
       <w:r>
         <w:t xml:space="preserve">Monitor understanding:</w:t>
       </w:r>
-      <w:r>
-        <w:t xml:space="preserve"> </w:t>
-      </w:r>
-      <w:r>
-        <w:t xml:space="preserve">- What are the four things every family does? Which one is</w:t>
+    </w:p>
+    <w:p>
+      <w:pPr>
+        <w:numPr>
+          <w:ilvl w:val="0"/>
+          <w:numId w:val="1004"/>
+        </w:numPr>
+        <w:pStyle w:val="Compact"/>
+      </w:pPr>
+      <w:r>
+        <w:t xml:space="preserve">What are the four things every family does? Which one is</w:t>
       </w:r>
       <w:r>
         <w:t xml:space="preserve"> </w:t>
@@ -959,37 +983,61 @@
       <w:r>
         <w:t xml:space="preserve">?</w:t>
       </w:r>
-      <w:r>
-        <w:t xml:space="preserve"> </w:t>
-      </w:r>
-      <w:r>
-        <w:t xml:space="preserve">- Scenario 4: a child lives with her grandmother and her grandmother’s sister. Which structure or structures?</w:t>
-      </w:r>
-      <w:r>
-        <w:t xml:space="preserve"> </w:t>
-      </w:r>
-      <w:r>
-        <w:t xml:space="preserve">- What is the difference between adoptive and foster?</w:t>
-      </w:r>
-    </w:p>
-    <w:p>
-      <w:pPr>
-        <w:pStyle w:val="BodyText"/>
+    </w:p>
+    <w:p>
+      <w:pPr>
+        <w:numPr>
+          <w:ilvl w:val="0"/>
+          <w:numId w:val="1004"/>
+        </w:numPr>
+        <w:pStyle w:val="Compact"/>
+      </w:pPr>
+      <w:r>
+        <w:t xml:space="preserve">Scenario 4: a child lives with her grandmother and her grandmother’s sister. Which structure or structures?</w:t>
+      </w:r>
+    </w:p>
+    <w:p>
+      <w:pPr>
+        <w:numPr>
+          <w:ilvl w:val="0"/>
+          <w:numId w:val="1004"/>
+        </w:numPr>
+        <w:pStyle w:val="Compact"/>
+      </w:pPr>
+      <w:r>
+        <w:t xml:space="preserve">What is the difference between adoptive and foster?</w:t>
+      </w:r>
+    </w:p>
+    <w:p>
+      <w:pPr>
+        <w:pStyle w:val="FirstParagraph"/>
       </w:pPr>
       <w:r>
         <w:t xml:space="preserve">Deepen learning:</w:t>
       </w:r>
-      <w:r>
-        <w:t xml:space="preserve"> </w:t>
-      </w:r>
-      <w:r>
-        <w:t xml:space="preserve">- If a family does three of the four jobs well and struggles with one, is it still a family? What would help with the fourth?</w:t>
-      </w:r>
-      <w:r>
-        <w:t xml:space="preserve"> </w:t>
-      </w:r>
-      <w:r>
-        <w:t xml:space="preserve">- Why does the state call the family</w:t>
+    </w:p>
+    <w:p>
+      <w:pPr>
+        <w:numPr>
+          <w:ilvl w:val="0"/>
+          <w:numId w:val="1005"/>
+        </w:numPr>
+        <w:pStyle w:val="Compact"/>
+      </w:pPr>
+      <w:r>
+        <w:t xml:space="preserve">If a family does three of the four jobs well and struggles with one, is it still a family? What would help with the fourth?</w:t>
+      </w:r>
+    </w:p>
+    <w:p>
+      <w:pPr>
+        <w:numPr>
+          <w:ilvl w:val="0"/>
+          <w:numId w:val="1005"/>
+        </w:numPr>
+        <w:pStyle w:val="Compact"/>
+      </w:pPr>
+      <w:r>
+        <w:t xml:space="preserve">Why does the state call the family</w:t>
       </w:r>
       <w:r>
         <w:t xml:space="preserve"> </w:t>
@@ -1024,11 +1072,17 @@
       <w:r>
         <w:t xml:space="preserve">job?</w:t>
       </w:r>
-      <w:r>
-        <w:t xml:space="preserve"> </w:t>
-      </w:r>
-      <w:r>
-        <w:t xml:space="preserve">- Somebody says a nuclear family is the</w:t>
+    </w:p>
+    <w:p>
+      <w:pPr>
+        <w:numPr>
+          <w:ilvl w:val="0"/>
+          <w:numId w:val="1005"/>
+        </w:numPr>
+        <w:pStyle w:val="Compact"/>
+      </w:pPr>
+      <w:r>
+        <w:t xml:space="preserve">Somebody says a nuclear family is the</w:t>
       </w:r>
       <w:r>
         <w:t xml:space="preserve"> </w:t>
@@ -1231,7 +1285,7 @@
       <w:pPr>
         <w:numPr>
           <w:ilvl w:val="0"/>
-          <w:numId w:val="1003"/>
+          <w:numId w:val="1006"/>
         </w:numPr>
         <w:pStyle w:val="Compact"/>
       </w:pPr>
@@ -1275,7 +1329,7 @@
       <w:pPr>
         <w:numPr>
           <w:ilvl w:val="0"/>
-          <w:numId w:val="1003"/>
+          <w:numId w:val="1006"/>
         </w:numPr>
         <w:pStyle w:val="Compact"/>
       </w:pPr>
@@ -1287,7 +1341,7 @@
       <w:pPr>
         <w:numPr>
           <w:ilvl w:val="0"/>
-          <w:numId w:val="1003"/>
+          <w:numId w:val="1006"/>
         </w:numPr>
         <w:pStyle w:val="Compact"/>
       </w:pPr>
@@ -1299,7 +1353,7 @@
       <w:pPr>
         <w:numPr>
           <w:ilvl w:val="0"/>
-          <w:numId w:val="1003"/>
+          <w:numId w:val="1006"/>
         </w:numPr>
         <w:pStyle w:val="Compact"/>
       </w:pPr>
@@ -1329,7 +1383,7 @@
       <w:pPr>
         <w:numPr>
           <w:ilvl w:val="0"/>
-          <w:numId w:val="1003"/>
+          <w:numId w:val="1006"/>
         </w:numPr>
         <w:pStyle w:val="Compact"/>
       </w:pPr>
@@ -1341,7 +1395,7 @@
       <w:pPr>
         <w:numPr>
           <w:ilvl w:val="0"/>
-          <w:numId w:val="1003"/>
+          <w:numId w:val="1006"/>
         </w:numPr>
         <w:pStyle w:val="Compact"/>
       </w:pPr>
@@ -1689,7 +1743,7 @@
       <w:pPr>
         <w:numPr>
           <w:ilvl w:val="0"/>
-          <w:numId w:val="1004"/>
+          <w:numId w:val="1007"/>
         </w:numPr>
         <w:pStyle w:val="Compact"/>
       </w:pPr>
@@ -1713,7 +1767,7 @@
       <w:pPr>
         <w:numPr>
           <w:ilvl w:val="0"/>
-          <w:numId w:val="1004"/>
+          <w:numId w:val="1007"/>
         </w:numPr>
         <w:pStyle w:val="Compact"/>
       </w:pPr>
@@ -1725,7 +1779,7 @@
       <w:pPr>
         <w:numPr>
           <w:ilvl w:val="0"/>
-          <w:numId w:val="1004"/>
+          <w:numId w:val="1007"/>
         </w:numPr>
         <w:pStyle w:val="Compact"/>
       </w:pPr>
@@ -1749,7 +1803,7 @@
       <w:pPr>
         <w:numPr>
           <w:ilvl w:val="0"/>
-          <w:numId w:val="1004"/>
+          <w:numId w:val="1007"/>
         </w:numPr>
         <w:pStyle w:val="Compact"/>
       </w:pPr>
@@ -1761,7 +1815,7 @@
       <w:pPr>
         <w:numPr>
           <w:ilvl w:val="0"/>
-          <w:numId w:val="1004"/>
+          <w:numId w:val="1007"/>
         </w:numPr>
         <w:pStyle w:val="Compact"/>
       </w:pPr>
@@ -1798,7 +1852,7 @@
       <w:pPr>
         <w:numPr>
           <w:ilvl w:val="0"/>
-          <w:numId w:val="1005"/>
+          <w:numId w:val="1008"/>
         </w:numPr>
         <w:pStyle w:val="Compact"/>
       </w:pPr>
@@ -1828,7 +1882,7 @@
       <w:pPr>
         <w:numPr>
           <w:ilvl w:val="0"/>
-          <w:numId w:val="1005"/>
+          <w:numId w:val="1008"/>
         </w:numPr>
         <w:pStyle w:val="Compact"/>
       </w:pPr>
@@ -1888,7 +1942,7 @@
       <w:pPr>
         <w:numPr>
           <w:ilvl w:val="0"/>
-          <w:numId w:val="1005"/>
+          <w:numId w:val="1008"/>
         </w:numPr>
         <w:pStyle w:val="Compact"/>
       </w:pPr>
@@ -1912,7 +1966,7 @@
       <w:pPr>
         <w:numPr>
           <w:ilvl w:val="0"/>
-          <w:numId w:val="1005"/>
+          <w:numId w:val="1008"/>
         </w:numPr>
         <w:pStyle w:val="Compact"/>
       </w:pPr>
@@ -1942,7 +1996,7 @@
       <w:pPr>
         <w:numPr>
           <w:ilvl w:val="0"/>
-          <w:numId w:val="1005"/>
+          <w:numId w:val="1008"/>
         </w:numPr>
         <w:pStyle w:val="Compact"/>
       </w:pPr>
@@ -1954,7 +2008,7 @@
       <w:pPr>
         <w:numPr>
           <w:ilvl w:val="0"/>
-          <w:numId w:val="1005"/>
+          <w:numId w:val="1008"/>
         </w:numPr>
         <w:pStyle w:val="Compact"/>
       </w:pPr>
@@ -2250,6 +2304,118 @@
       </w:pPr>
     </w:lvl>
   </w:abstractNum>
+  <w:abstractNum w:abstractNumId="99411">
+    <w:nsid w:val="71315dca"/>
+    <w:multiLevelType w:val="multilevel"/>
+    <w:lvl w:ilvl="0">
+      <w:start w:val="1"/>
+      <w:numFmt w:val="decimal"/>
+      <w:lvlText w:val="%1."/>
+      <w:lvlJc w:val="left"/>
+      <w:pPr>
+        <w:tabs>
+          <w:tab w:val="num" w:pos="0"/>
+        </w:tabs>
+        <w:ind w:left="480" w:hanging="480"/>
+      </w:pPr>
+    </w:lvl>
+    <w:lvl w:ilvl="1">
+      <w:start w:val="1"/>
+      <w:numFmt w:val="decimal"/>
+      <w:lvlText w:val="%2."/>
+      <w:lvlJc w:val="left"/>
+      <w:pPr>
+        <w:tabs>
+          <w:tab w:val="num" w:pos="720"/>
+        </w:tabs>
+        <w:ind w:left="1200" w:hanging="480"/>
+      </w:pPr>
+    </w:lvl>
+    <w:lvl w:ilvl="2">
+      <w:start w:val="1"/>
+      <w:numFmt w:val="decimal"/>
+      <w:lvlText w:val="%3."/>
+      <w:lvlJc w:val="left"/>
+      <w:pPr>
+        <w:tabs>
+          <w:tab w:val="num" w:pos="1440"/>
+        </w:tabs>
+        <w:ind w:left="1920" w:hanging="480"/>
+      </w:pPr>
+    </w:lvl>
+    <w:lvl w:ilvl="3">
+      <w:start w:val="1"/>
+      <w:numFmt w:val="decimal"/>
+      <w:lvlText w:val="%4."/>
+      <w:lvlJc w:val="left"/>
+      <w:pPr>
+        <w:tabs>
+          <w:tab w:val="num" w:pos="2160"/>
+        </w:tabs>
+        <w:ind w:left="2640" w:hanging="480"/>
+      </w:pPr>
+    </w:lvl>
+    <w:lvl w:ilvl="4">
+      <w:start w:val="1"/>
+      <w:numFmt w:val="decimal"/>
+      <w:lvlText w:val="%5."/>
+      <w:lvlJc w:val="left"/>
+      <w:pPr>
+        <w:tabs>
+          <w:tab w:val="num" w:pos="2880"/>
+        </w:tabs>
+        <w:ind w:left="3360" w:hanging="480"/>
+      </w:pPr>
+    </w:lvl>
+    <w:lvl w:ilvl="5">
+      <w:start w:val="1"/>
+      <w:numFmt w:val="decimal"/>
+      <w:lvlText w:val="%6."/>
+      <w:lvlJc w:val="left"/>
+      <w:pPr>
+        <w:tabs>
+          <w:tab w:val="num" w:pos="3600"/>
+        </w:tabs>
+        <w:ind w:left="4080" w:hanging="480"/>
+      </w:pPr>
+    </w:lvl>
+    <w:lvl w:ilvl="6">
+      <w:start w:val="1"/>
+      <w:numFmt w:val="decimal"/>
+      <w:lvlText w:val="%7."/>
+      <w:lvlJc w:val="left"/>
+      <w:pPr>
+        <w:tabs>
+          <w:tab w:val="num" w:pos="4320"/>
+        </w:tabs>
+        <w:ind w:left="4800" w:hanging="480"/>
+      </w:pPr>
+    </w:lvl>
+    <w:lvl w:ilvl="7">
+      <w:start w:val="1"/>
+      <w:numFmt w:val="decimal"/>
+      <w:lvlText w:val="%8."/>
+      <w:lvlJc w:val="left"/>
+      <w:pPr>
+        <w:tabs>
+          <w:tab w:val="num" w:pos="5040"/>
+        </w:tabs>
+        <w:ind w:left="5520" w:hanging="480"/>
+      </w:pPr>
+    </w:lvl>
+    <w:lvl w:ilvl="8">
+      <w:start w:val="1"/>
+      <w:numFmt w:val="decimal"/>
+      <w:lvlText w:val="%9."/>
+      <w:lvlJc w:val="left"/>
+      <w:pPr>
+        <w:tabs>
+          <w:tab w:val="num" w:pos="5760"/>
+        </w:tabs>
+        <w:ind w:left="6240" w:hanging="480"/>
+      </w:pPr>
+    </w:lvl>
+  </w:abstractNum>
   <w:num w:numId="1000">
     <w:abstractNumId w:val="990"/>
   </w:num>
@@ -2257,7 +2423,34 @@
     <w:abstractNumId w:val="991"/>
   </w:num>
   <w:num w:numId="1002">
-    <w:abstractNumId w:val="991"/>
+    <w:abstractNumId w:val="99411"/>
+    <w:lvlOverride w:ilvl="0">
+      <w:startOverride w:val="1"/>
+    </w:lvlOverride>
+    <w:lvlOverride w:ilvl="1">
+      <w:startOverride w:val="1"/>
+    </w:lvlOverride>
+    <w:lvlOverride w:ilvl="2">
+      <w:startOverride w:val="1"/>
+    </w:lvlOverride>
+    <w:lvlOverride w:ilvl="3">
+      <w:startOverride w:val="1"/>
+    </w:lvlOverride>
+    <w:lvlOverride w:ilvl="4">
+      <w:startOverride w:val="1"/>
+    </w:lvlOverride>
+    <w:lvlOverride w:ilvl="5">
+      <w:startOverride w:val="1"/>
+    </w:lvlOverride>
+    <w:lvlOverride w:ilvl="6">
+      <w:startOverride w:val="1"/>
+    </w:lvlOverride>
+    <w:lvlOverride w:ilvl="7">
+      <w:startOverride w:val="1"/>
+    </w:lvlOverride>
+    <w:lvlOverride w:ilvl="8">
+      <w:startOverride w:val="1"/>
+    </w:lvlOverride>
   </w:num>
   <w:num w:numId="1003">
     <w:abstractNumId w:val="991"/>
@@ -2266,6 +2459,15 @@
     <w:abstractNumId w:val="991"/>
   </w:num>
   <w:num w:numId="1005">
+    <w:abstractNumId w:val="991"/>
+  </w:num>
+  <w:num w:numId="1006">
+    <w:abstractNumId w:val="991"/>
+  </w:num>
+  <w:num w:numId="1007">
+    <w:abstractNumId w:val="991"/>
+  </w:num>
+  <w:num w:numId="1008">
     <w:abstractNumId w:val="991"/>
   </w:num>
 </w:numbering>

--- a/downloads/teacher/04 Units/Unit 03 - Human Development and Relationships - Growing Up, Getting Along/Lesson 03.14 - Types of Families and How Families Change.docx
+++ b/downloads/teacher/04 Units/Unit 03 - Human Development and Relationships - Growing Up, Getting Along/Lesson 03.14 - Types of Families and How Families Change.docx
@@ -312,7 +312,7 @@
         <w:pStyle w:val="FirstParagraph"/>
       </w:pPr>
       <w:r>
-        <w:t xml:space="preserve">These are Sal’s own tiered objectives for Types of Families, from his FNES 538 notes, rewritten in the course template.</w:t>
+        <w:t xml:space="preserve">These are my own tiered objectives for Types of Families, from my planning notes, rewritten in the course template.</w:t>
       </w:r>
     </w:p>
     <w:p>
@@ -507,22 +507,7 @@
         <w:pStyle w:val="FirstParagraph"/>
       </w:pPr>
       <w:r>
-        <w:t xml:space="preserve">The Unit 3 pre-assessment (given in Lesson 2.22 or the first day of the unit</w:t>
-      </w:r>
-      <w:r>
-        <w:t xml:space="preserve"> </w:t>
-      </w:r>
-      <w:r>
-        <w:rPr>
-          <w:rStyle w:val="TeacherNote"/>
-        </w:rPr>
-        <w:t xml:space="preserve">[Sal: confirm where the Unit 3 pre-check landed])</w:t>
-      </w:r>
-      <w:r>
-        <w:t xml:space="preserve"> </w:t>
-      </w:r>
-      <w:r>
-        <w:t xml:space="preserve">asked students to list</w:t>
+        <w:t xml:space="preserve">The Unit 3 pre-assessment (given in Lesson 2.22 or the first day of the unit) asked students to list</w:t>
       </w:r>
       <w:r>
         <w:t xml:space="preserve"> </w:t>
@@ -1290,7 +1275,7 @@
         <w:pStyle w:val="Compact"/>
       </w:pPr>
       <w:r>
-        <w:t xml:space="preserve">ELL: every structure on the chart has a simple icon (stick figures in the arrangement) and a one-line definition; the twelve scenarios are short and use fictional first names; the structure names are listed in Turkish, Portuguese, and Spanish on the handout (marked [check with a native speaker]); sentence starter for the compare box:</w:t>
+        <w:t xml:space="preserve">ELL: every structure on the chart has a simple icon (stick figures in the arrangement) and a one-line definition; the twelve scenarios are short and use fictional first names; the structure names are listed in Turkish, Portuguese, and Spanish on the handout (to be verified by a native speaker); sentence starter for the compare box:</w:t>
       </w:r>
       <w:r>
         <w:t xml:space="preserve"> </w:t>
@@ -1820,22 +1805,7 @@
         <w:pStyle w:val="Compact"/>
       </w:pPr>
       <w:r>
-        <w:t xml:space="preserve">Sal’s own materials: the Types of Families tiered objectives (Low, Moderate, High) in</w:t>
-      </w:r>
-      <w:r>
-        <w:t xml:space="preserve"> </w:t>
-      </w:r>
-      <w:r>
-        <w:rPr>
-          <w:rStyle w:val="VerbatimChar"/>
-        </w:rPr>
-        <w:t xml:space="preserve">FNES538_notes_NextWeek-NutritionLabels-Tiered_2026-03.docx</w:t>
-      </w:r>
-      <w:r>
-        <w:t xml:space="preserve"> </w:t>
-      </w:r>
-      <w:r>
-        <w:t xml:space="preserve">are the source of the three objectives above, including the High objective to defend that no one family structure is better than another using examples.</w:t>
+        <w:t xml:space="preserve">My own materials: my Types of Families tiered objectives (Low, Moderate, High) are the source of the three objectives above, including the High objective to defend that no one family structure is better than another using examples.</w:t>
       </w:r>
     </w:p>
     <w:p>
@@ -2002,21 +1972,6 @@
       </w:pPr>
       <w:r>
         <w:t xml:space="preserve">The family life cycle is drawn as a loop because a family can be at two stages at once (a teen and a toddler in the same home) and because launching leads to later years, which is where grandparents raising grandchildren enters the loop again. Grade 8 students can be asked to explain this; everyone else just needs to see it is not a ladder.</w:t>
-      </w:r>
-    </w:p>
-    <w:p>
-      <w:pPr>
-        <w:numPr>
-          <w:ilvl w:val="0"/>
-          <w:numId w:val="1008"/>
-        </w:numPr>
-        <w:pStyle w:val="Compact"/>
-      </w:pPr>
-      <w:r>
-        <w:rPr>
-          <w:rStyle w:val="TeacherNote"/>
-        </w:rPr>
-        <w:t xml:space="preserve">[Sal: your Brentwood classes had families from many countries and some split between two. Scenario 9 (a family with a parent in another country who sends money home and calls every night) is there for them. If it is too close for a particular class, swap it for scenario 12.]</w:t>
       </w:r>
     </w:p>
     <w:sectPr>
